--- a/_inbox/PDI/02-praticas-engenharia-clean-code/atividade-1/7-apresentacao/pdi-praticas-engenharia-clean-code-a1.docx
+++ b/_inbox/PDI/02-praticas-engenharia-clean-code/atividade-1/7-apresentacao/pdi-praticas-engenharia-clean-code-a1.docx
@@ -4,906 +4,28 @@
   <w:body>
     <w:p>
       <w:pPr>
-        <w:jc w:val="center"/>
+        <w:pStyle w:val="Title"/>
       </w:pPr>
       <w:r>
-        <w:rPr>
-          <w:b/>
-          <w:color w:val="8B4513"/>
-          <w:sz w:val="28"/>
-        </w:rPr>
-        <w:t>PDI</w:t>
+        <w:t>Refatoracao de Modulo Legado com SOLID e Clean Architecture</w:t>
+      </w:r>
+    </w:p>
+    <w:p>
+      <w:r>
+        <w:t>PDI Marcos Luciano - marcosluciano.rodrigues@v4company.com</w:t>
       </w:r>
     </w:p>
     <w:p>
       <w:pPr>
-        <w:jc w:val="center"/>
+        <w:pStyle w:val="Heading1"/>
       </w:pPr>
       <w:r>
-        <w:rPr>
-          <w:b/>
-          <w:sz w:val="46"/>
-        </w:rPr>
-        <w:t>Refatoracao de Modulo Legado com SOLID e Clean Architecture</w:t>
-      </w:r>
-    </w:p>
-    <w:p>
-      <w:pPr>
-        <w:jc w:val="center"/>
-      </w:pPr>
-      <w:r>
-        <w:rPr>
-          <w:color w:val="6B7A8A"/>
-          <w:sz w:val="24"/>
-        </w:rPr>
-        <w:t>Dossie Tecnico (Nivel Senior)</w:t>
-      </w:r>
-    </w:p>
-    <w:p>
-      <w:pPr>
-        <w:jc w:val="center"/>
-      </w:pPr>
-      <w:r>
-        <w:rPr>
-          <w:color w:val="495560"/>
-          <w:sz w:val="22"/>
-        </w:rPr>
-        <w:t>Autor: Marcos L. R. V. (Coordenador de Engenharia)</w:t>
-        <w:br/>
-      </w:r>
-      <w:r>
-        <w:rPr>
-          <w:color w:val="495560"/>
-          <w:sz w:val="22"/>
-        </w:rPr>
-        <w:t>Unidade: V4 Company / Squad de Engenharia de IA</w:t>
-        <w:br/>
-      </w:r>
-      <w:r>
-        <w:rPr>
-          <w:color w:val="495560"/>
-          <w:sz w:val="22"/>
-        </w:rPr>
-        <w:t>Data: 2026-08-27</w:t>
-        <w:br/>
-      </w:r>
-      <w:r>
-        <w:rPr>
-          <w:color w:val="495560"/>
-          <w:sz w:val="22"/>
-        </w:rPr>
-        <w:t>Area: Engenharia de Software</w:t>
-        <w:br/>
-      </w:r>
-      <w:r>
-        <w:rPr>
-          <w:color w:val="495560"/>
-          <w:sz w:val="22"/>
-        </w:rPr>
-        <w:t>Status: Entregue (desenvolvido)</w:t>
-        <w:br/>
-      </w:r>
-    </w:p>
-    <w:p>
-      <w:r>
-        <w:br w:type="page"/>
-      </w:r>
-    </w:p>
-    <w:p>
-      <w:pPr>
-        <w:pStyle w:val="Heading2"/>
-      </w:pPr>
-      <w:r>
-        <w:rPr>
-          <w:color w:val="8B1E1E"/>
-        </w:rPr>
-        <w:t>Resumo Executivo</w:t>
-      </w:r>
-    </w:p>
-    <w:p>
-      <w:r>
-        <w:t>Refatoracao do modulo de orquestracao de campanhas (antigo CampaignService, 600+ linhas, acoplado) para Clean Architecture com ports/adapters e os 5 principios SOLID. Entrego o antes/depois, o ADR e um teste que prova a nova testabilidade.</w:t>
-      </w:r>
-    </w:p>
-    <w:p>
-      <w:r>
-        <w:t>O ponto nao e 'estilo': e eliminar classes de risco (SQL injection, transacoes ausentes, falha silenciosa de CRM) e tornar o modulo coberto por teste sem subir infra.</w:t>
-      </w:r>
-    </w:p>
-    <w:p>
-      <w:pPr>
-        <w:pStyle w:val="Heading2"/>
-      </w:pPr>
-      <w:r>
-        <w:rPr>
-          <w:color w:val="8B1E1E"/>
-        </w:rPr>
-        <w:t>Contexto de Producao</w:t>
-      </w:r>
-    </w:p>
-    <w:p>
-      <w:pPr>
-        <w:pStyle w:val="ListBullet"/>
-      </w:pPr>
-      <w:r>
-        <w:t>O modulo dispara 3-5 campanhas/dia para listas de 5k-80k leads.</w:t>
-      </w:r>
-    </w:p>
-    <w:p>
-      <w:pPr>
-        <w:pStyle w:val="ListBullet"/>
-      </w:pPr>
-      <w:r>
-        <w:t>Falha silenciosa de gravacao no CRM ja causou duplo contato (reclamacao real).</w:t>
-      </w:r>
-    </w:p>
-    <w:p>
-      <w:pPr>
-        <w:pStyle w:val="ListBullet"/>
-      </w:pPr>
-      <w:r>
-        <w:t>Qualquer alteracao hoje exige deploy manual e testes manuais.</w:t>
-      </w:r>
-    </w:p>
-    <w:p>
-      <w:pPr>
-        <w:pStyle w:val="Heading2"/>
-      </w:pPr>
-      <w:r>
-        <w:rPr>
-          <w:color w:val="8B1E1E"/>
-        </w:rPr>
-        <w:t>O Problema e o Blast Radius</w:t>
-      </w:r>
-    </w:p>
-    <w:p>
-      <w:r>
-        <w:t>O CampaignService original misturava regra de negocio, acesso direto a banco, envio de e-mail e chamada de CRM no mesmo metodo.</w:t>
-      </w:r>
-    </w:p>
-    <w:tbl>
-      <w:tblPr>
-        <w:tblStyle w:val="LightGrid-Accent1"/>
-        <w:tblW w:type="auto" w:w="0"/>
-        <w:tblLook w:firstColumn="1" w:firstRow="1" w:lastColumn="0" w:lastRow="0" w:noHBand="0" w:noVBand="1" w:val="04A0"/>
-      </w:tblPr>
-      <w:tblGrid>
-        <w:gridCol w:w="4419"/>
-        <w:gridCol w:w="4419"/>
-      </w:tblGrid>
-      <w:tr>
-        <w:tc>
-          <w:tcPr>
-            <w:tcW w:type="dxa" w:w="4419"/>
-          </w:tcPr>
-          <w:p>
-            <w:r>
-              <w:t>Violacao</w:t>
-            </w:r>
-          </w:p>
-        </w:tc>
-        <w:tc>
-          <w:tcPr>
-            <w:tcW w:type="dxa" w:w="4419"/>
-          </w:tcPr>
-          <w:p>
-            <w:r>
-              <w:t>Manifestacao</w:t>
-            </w:r>
-          </w:p>
-        </w:tc>
-      </w:tr>
-      <w:tr>
-        <w:tc>
-          <w:tcPr>
-            <w:tcW w:type="dxa" w:w="4419"/>
-          </w:tcPr>
-          <w:p>
-            <w:r>
-              <w:t>SRP</w:t>
-            </w:r>
-          </w:p>
-        </w:tc>
-        <w:tc>
-          <w:tcPr>
-            <w:tcW w:type="dxa" w:w="4419"/>
-          </w:tcPr>
-          <w:p>
-            <w:r>
-              <w:t>1 classe cuida de regra+DB+email+CRM</w:t>
-            </w:r>
-          </w:p>
-        </w:tc>
-      </w:tr>
-      <w:tr>
-        <w:tc>
-          <w:tcPr>
-            <w:tcW w:type="dxa" w:w="4419"/>
-          </w:tcPr>
-          <w:p>
-            <w:r>
-              <w:t>OCP</w:t>
-            </w:r>
-          </w:p>
-        </w:tc>
-        <w:tc>
-          <w:tcPr>
-            <w:tcW w:type="dxa" w:w="4419"/>
-          </w:tcPr>
-          <w:p>
-            <w:r>
-              <w:t>novo canal = editar metodo central</w:t>
-            </w:r>
-          </w:p>
-        </w:tc>
-      </w:tr>
-      <w:tr>
-        <w:tc>
-          <w:tcPr>
-            <w:tcW w:type="dxa" w:w="4419"/>
-          </w:tcPr>
-          <w:p>
-            <w:r>
-              <w:t>DIP</w:t>
-            </w:r>
-          </w:p>
-        </w:tc>
-        <w:tc>
-          <w:tcPr>
-            <w:tcW w:type="dxa" w:w="4419"/>
-          </w:tcPr>
-          <w:p>
-            <w:r>
-              <w:t>aplicacao depende de psycopg2/smtp direto</w:t>
-            </w:r>
-          </w:p>
-        </w:tc>
-      </w:tr>
-      <w:tr>
-        <w:tc>
-          <w:tcPr>
-            <w:tcW w:type="dxa" w:w="4419"/>
-          </w:tcPr>
-          <w:p>
-            <w:r>
-              <w:t>Sem transacao</w:t>
-            </w:r>
-          </w:p>
-        </w:tc>
-        <w:tc>
-          <w:tcPr>
-            <w:tcW w:type="dxa" w:w="4419"/>
-          </w:tcPr>
-          <w:p>
-            <w:r>
-              <w:t>estado parcial em falha</w:t>
-            </w:r>
-          </w:p>
-        </w:tc>
-      </w:tr>
-    </w:tbl>
-    <w:p>
-      <w:pPr>
-        <w:pStyle w:val="Heading2"/>
-      </w:pPr>
-      <w:r>
-        <w:rPr>
-          <w:color w:val="8B1E1E"/>
-        </w:rPr>
-        <w:t>Diagnostico e Causa Raiz</w:t>
-      </w:r>
-    </w:p>
-    <w:p>
-      <w:pPr>
-        <w:pStyle w:val="ListBullet"/>
-      </w:pPr>
-      <w:r>
-        <w:t>SQL concatenado (f"SELECT ... {camp.id}") — vetor de injection.</w:t>
-      </w:r>
-    </w:p>
-    <w:p>
-      <w:pPr>
-        <w:pStyle w:val="ListBullet"/>
-      </w:pPr>
-      <w:r>
-        <w:t>Sem transacao: lead marcado enviado mas e-mail falha -&gt; estado inconsistente.</w:t>
-      </w:r>
-    </w:p>
-    <w:p>
-      <w:pPr>
-        <w:pStyle w:val="ListBullet"/>
-      </w:pPr>
-      <w:r>
-        <w:t>Impossivel testar: 600 linhas, 4 dependencias de I/O acopladas, 0% cobertura.</w:t>
-      </w:r>
-    </w:p>
-    <w:p>
-      <w:pPr>
-        <w:pStyle w:val="Heading2"/>
-      </w:pPr>
-      <w:r>
-        <w:rPr>
-          <w:color w:val="8B1E1E"/>
-        </w:rPr>
-        <w:t>Decisao Arquitetural (ADR)</w:t>
-      </w:r>
-    </w:p>
-    <w:p>
-      <w:r>
-        <w:t>ADR-021 — Camadas e Ports/Adapters</w:t>
-      </w:r>
-    </w:p>
-    <w:tbl>
-      <w:tblPr>
-        <w:tblStyle w:val="LightGrid-Accent1"/>
-        <w:tblW w:type="auto" w:w="0"/>
-        <w:tblLook w:firstColumn="1" w:firstRow="1" w:lastColumn="0" w:lastRow="0" w:noHBand="0" w:noVBand="1" w:val="04A0"/>
-      </w:tblPr>
-      <w:tblGrid>
-        <w:gridCol w:w="2209"/>
-        <w:gridCol w:w="2209"/>
-        <w:gridCol w:w="2209"/>
-        <w:gridCol w:w="2209"/>
-      </w:tblGrid>
-      <w:tr>
-        <w:tc>
-          <w:tcPr>
-            <w:tcW w:type="dxa" w:w="2209"/>
-          </w:tcPr>
-          <w:p>
-            <w:r>
-              <w:t>Opcao</w:t>
-            </w:r>
-          </w:p>
-        </w:tc>
-        <w:tc>
-          <w:tcPr>
-            <w:tcW w:type="dxa" w:w="2209"/>
-          </w:tcPr>
-          <w:p>
-            <w:r>
-              <w:t>Pro</w:t>
-            </w:r>
-          </w:p>
-        </w:tc>
-        <w:tc>
-          <w:tcPr>
-            <w:tcW w:type="dxa" w:w="2209"/>
-          </w:tcPr>
-          <w:p>
-            <w:r>
-              <w:t>Contra</w:t>
-            </w:r>
-          </w:p>
-        </w:tc>
-        <w:tc>
-          <w:tcPr>
-            <w:tcW w:type="dxa" w:w="2209"/>
-          </w:tcPr>
-          <w:p>
-            <w:r>
-              <w:t>Decisao</w:t>
-            </w:r>
-          </w:p>
-        </w:tc>
-      </w:tr>
-      <w:tr>
-        <w:tc>
-          <w:tcPr>
-            <w:tcW w:type="dxa" w:w="2209"/>
-          </w:tcPr>
-          <w:p>
-            <w:r>
-              <w:t>Clean Architecture</w:t>
-            </w:r>
-          </w:p>
-        </w:tc>
-        <w:tc>
-          <w:tcPr>
-            <w:tcW w:type="dxa" w:w="2209"/>
-          </w:tcPr>
-          <w:p>
-            <w:r>
-              <w:t>testavel, desacoplado</w:t>
-            </w:r>
-          </w:p>
-        </w:tc>
-        <w:tc>
-          <w:tcPr>
-            <w:tcW w:type="dxa" w:w="2209"/>
-          </w:tcPr>
-          <w:p>
-            <w:r>
-              <w:t>mais arquivos</w:t>
-            </w:r>
-          </w:p>
-        </w:tc>
-        <w:tc>
-          <w:tcPr>
-            <w:tcW w:type="dxa" w:w="2209"/>
-          </w:tcPr>
-          <w:p>
-            <w:r>
-              <w:t>ESCOLHIDA</w:t>
-            </w:r>
-          </w:p>
-        </w:tc>
-      </w:tr>
-      <w:tr>
-        <w:tc>
-          <w:tcPr>
-            <w:tcW w:type="dxa" w:w="2209"/>
-          </w:tcPr>
-          <w:p>
-            <w:r>
-              <w:t>Hexagonal puro</w:t>
-            </w:r>
-          </w:p>
-        </w:tc>
-        <w:tc>
-          <w:tcPr>
-            <w:tcW w:type="dxa" w:w="2209"/>
-          </w:tcPr>
-          <w:p>
-            <w:r>
-              <w:t>simetrico</w:t>
-            </w:r>
-          </w:p>
-        </w:tc>
-        <w:tc>
-          <w:tcPr>
-            <w:tcW w:type="dxa" w:w="2209"/>
-          </w:tcPr>
-          <w:p>
-            <w:r>
-              <w:t>overhead</w:t>
-            </w:r>
-          </w:p>
-        </w:tc>
-        <w:tc>
-          <w:tcPr>
-            <w:tcW w:type="dxa" w:w="2209"/>
-          </w:tcPr>
-          <w:p>
-            <w:r>
-              <w:t>rejeitada</w:t>
-            </w:r>
-          </w:p>
-        </w:tc>
-      </w:tr>
-      <w:tr>
-        <w:tc>
-          <w:tcPr>
-            <w:tcW w:type="dxa" w:w="2209"/>
-          </w:tcPr>
-          <w:p>
-            <w:r>
-              <w:t>Manter acoplado + E2E</w:t>
-            </w:r>
-          </w:p>
-        </w:tc>
-        <w:tc>
-          <w:tcPr>
-            <w:tcW w:type="dxa" w:w="2209"/>
-          </w:tcPr>
-          <w:p>
-            <w:r>
-              <w:t>zero refactor</w:t>
-            </w:r>
-          </w:p>
-        </w:tc>
-        <w:tc>
-          <w:tcPr>
-            <w:tcW w:type="dxa" w:w="2209"/>
-          </w:tcPr>
-          <w:p>
-            <w:r>
-              <w:t>fragil</w:t>
-            </w:r>
-          </w:p>
-        </w:tc>
-        <w:tc>
-          <w:tcPr>
-            <w:tcW w:type="dxa" w:w="2209"/>
-          </w:tcPr>
-          <w:p>
-            <w:r>
-              <w:t>rejeitada</w:t>
-            </w:r>
-          </w:p>
-        </w:tc>
-      </w:tr>
-    </w:tbl>
-    <w:p>
-      <w:r>
-        <w:rPr>
-          <w:b/>
-        </w:rPr>
-        <w:t xml:space="preserve">Nota: </w:t>
-      </w:r>
-      <w:r>
-        <w:t>Dependencia de I/O vira interface (Protocol): LeadRepository, Notifier, Logger. O servico depende de abstracoes; implementacoes sao injetadas no bootstrap.</w:t>
-      </w:r>
-    </w:p>
-    <w:p>
-      <w:pPr>
-        <w:pStyle w:val="Heading2"/>
-      </w:pPr>
-      <w:r>
-        <w:rPr>
-          <w:color w:val="8B1E1E"/>
-        </w:rPr>
-        <w:t>Entregas desta Atividade</w:t>
-      </w:r>
-    </w:p>
-    <w:p>
-      <w:pPr>
-        <w:pStyle w:val="ListBullet"/>
-      </w:pPr>
-      <w:r>
-        <w:t>SOLID-BEFORE-AFTER.md — mapeamento violacao-&gt;solucao.</w:t>
-      </w:r>
-    </w:p>
-    <w:p>
-      <w:pPr>
-        <w:pStyle w:val="ListBullet"/>
-      </w:pPr>
-      <w:r>
-        <w:t>before_campaign_service.py — modulo legado.</w:t>
-      </w:r>
-    </w:p>
-    <w:p>
-      <w:pPr>
-        <w:pStyle w:val="ListBullet"/>
-      </w:pPr>
-      <w:r>
-        <w:t>after_campaign_service.py — Clean Architecture + 1 teste.</w:t>
-      </w:r>
-    </w:p>
-    <w:p>
-      <w:pPr>
-        <w:pStyle w:val="Heading2"/>
-      </w:pPr>
-      <w:r>
-        <w:rPr>
-          <w:color w:val="8B1E1E"/>
-        </w:rPr>
-        <w:t>Plano de Validacao e Rollout</w:t>
-      </w:r>
-    </w:p>
-    <w:p>
-      <w:pPr>
-        <w:pStyle w:val="ListNumber"/>
-      </w:pPr>
-      <w:r>
-        <w:t>Cobrir o servico com testes de porta (mock de Notifier/Repository) — alvo 85%.</w:t>
-      </w:r>
-    </w:p>
-    <w:p>
-      <w:pPr>
-        <w:pStyle w:val="ListNumber"/>
-      </w:pPr>
-      <w:r>
-        <w:t>Feature flag: novo modulo em paralelo por 1 sprint (shadow).</w:t>
-      </w:r>
-    </w:p>
-    <w:p>
-      <w:pPr>
-        <w:pStyle w:val="ListNumber"/>
-      </w:pPr>
-      <w:r>
-        <w:t>Se divergencia &lt; 0,1%, migrar trafego e remover legado.</w:t>
-      </w:r>
-    </w:p>
-    <w:p>
-      <w:pPr>
-        <w:pStyle w:val="ListNumber"/>
-      </w:pPr>
-      <w:r>
-        <w:t>Rollback: flag desliga o novo sem deploy.</w:t>
-      </w:r>
-    </w:p>
-    <w:p>
-      <w:pPr>
-        <w:pStyle w:val="Heading2"/>
-      </w:pPr>
-      <w:r>
-        <w:rPr>
-          <w:color w:val="8B1E1E"/>
-        </w:rPr>
-        <w:t>Metricas e SLO</w:t>
-      </w:r>
-    </w:p>
-    <w:tbl>
-      <w:tblPr>
-        <w:tblStyle w:val="LightGrid-Accent1"/>
-        <w:tblW w:type="auto" w:w="0"/>
-        <w:tblLook w:firstColumn="1" w:firstRow="1" w:lastColumn="0" w:lastRow="0" w:noHBand="0" w:noVBand="1" w:val="04A0"/>
-      </w:tblPr>
-      <w:tblGrid>
-        <w:gridCol w:w="2946"/>
-        <w:gridCol w:w="2946"/>
-        <w:gridCol w:w="2946"/>
-      </w:tblGrid>
-      <w:tr>
-        <w:tc>
-          <w:tcPr>
-            <w:tcW w:type="dxa" w:w="2946"/>
-          </w:tcPr>
-          <w:p>
-            <w:r>
-              <w:t>Metrica</w:t>
-            </w:r>
-          </w:p>
-        </w:tc>
-        <w:tc>
-          <w:tcPr>
-            <w:tcW w:type="dxa" w:w="2946"/>
-          </w:tcPr>
-          <w:p>
-            <w:r>
-              <w:t>Antes</w:t>
-            </w:r>
-          </w:p>
-        </w:tc>
-        <w:tc>
-          <w:tcPr>
-            <w:tcW w:type="dxa" w:w="2946"/>
-          </w:tcPr>
-          <w:p>
-            <w:r>
-              <w:t>Depois</w:t>
-            </w:r>
-          </w:p>
-        </w:tc>
-      </w:tr>
-      <w:tr>
-        <w:tc>
-          <w:tcPr>
-            <w:tcW w:type="dxa" w:w="2946"/>
-          </w:tcPr>
-          <w:p>
-            <w:r>
-              <w:t>Acoplamento (resp/classe)</w:t>
-            </w:r>
-          </w:p>
-        </w:tc>
-        <w:tc>
-          <w:tcPr>
-            <w:tcW w:type="dxa" w:w="2946"/>
-          </w:tcPr>
-          <w:p>
-            <w:r>
-              <w:t>4</w:t>
-            </w:r>
-          </w:p>
-        </w:tc>
-        <w:tc>
-          <w:tcPr>
-            <w:tcW w:type="dxa" w:w="2946"/>
-          </w:tcPr>
-          <w:p>
-            <w:r>
-              <w:t>1</w:t>
-            </w:r>
-          </w:p>
-        </w:tc>
-      </w:tr>
-      <w:tr>
-        <w:tc>
-          <w:tcPr>
-            <w:tcW w:type="dxa" w:w="2946"/>
-          </w:tcPr>
-          <w:p>
-            <w:r>
-              <w:t>Cobertura</w:t>
-            </w:r>
-          </w:p>
-        </w:tc>
-        <w:tc>
-          <w:tcPr>
-            <w:tcW w:type="dxa" w:w="2946"/>
-          </w:tcPr>
-          <w:p>
-            <w:r>
-              <w:t>0%</w:t>
-            </w:r>
-          </w:p>
-        </w:tc>
-        <w:tc>
-          <w:tcPr>
-            <w:tcW w:type="dxa" w:w="2946"/>
-          </w:tcPr>
-          <w:p>
-            <w:r>
-              <w:t>&gt;= 85%</w:t>
-            </w:r>
-          </w:p>
-        </w:tc>
-      </w:tr>
-      <w:tr>
-        <w:tc>
-          <w:tcPr>
-            <w:tcW w:type="dxa" w:w="2946"/>
-          </w:tcPr>
-          <w:p>
-            <w:r>
-              <w:t>Linhas por classe</w:t>
-            </w:r>
-          </w:p>
-        </w:tc>
-        <w:tc>
-          <w:tcPr>
-            <w:tcW w:type="dxa" w:w="2946"/>
-          </w:tcPr>
-          <w:p>
-            <w:r>
-              <w:t>600+</w:t>
-            </w:r>
-          </w:p>
-        </w:tc>
-        <w:tc>
-          <w:tcPr>
-            <w:tcW w:type="dxa" w:w="2946"/>
-          </w:tcPr>
-          <w:p>
-            <w:r>
-              <w:t>&lt; 45</w:t>
-            </w:r>
-          </w:p>
-        </w:tc>
-      </w:tr>
-      <w:tr>
-        <w:tc>
-          <w:tcPr>
-            <w:tcW w:type="dxa" w:w="2946"/>
-          </w:tcPr>
-          <w:p>
-            <w:r>
-              <w:t>SQL injection</w:t>
-            </w:r>
-          </w:p>
-        </w:tc>
-        <w:tc>
-          <w:tcPr>
-            <w:tcW w:type="dxa" w:w="2946"/>
-          </w:tcPr>
-          <w:p>
-            <w:r>
-              <w:t>sim</w:t>
-            </w:r>
-          </w:p>
-        </w:tc>
-        <w:tc>
-          <w:tcPr>
-            <w:tcW w:type="dxa" w:w="2946"/>
-          </w:tcPr>
-          <w:p>
-            <w:r>
-              <w:t>eliminado</w:t>
-            </w:r>
-          </w:p>
-        </w:tc>
-      </w:tr>
-    </w:tbl>
-    <w:p>
-      <w:pPr>
-        <w:pStyle w:val="Heading2"/>
-      </w:pPr>
-      <w:r>
-        <w:rPr>
-          <w:color w:val="8B1E1E"/>
-        </w:rPr>
-        <w:t>Riscos e Mitigacoes</w:t>
-      </w:r>
-    </w:p>
-    <w:tbl>
-      <w:tblPr>
-        <w:tblStyle w:val="LightGrid-Accent1"/>
-        <w:tblW w:type="auto" w:w="0"/>
-        <w:tblLook w:firstColumn="1" w:firstRow="1" w:lastColumn="0" w:lastRow="0" w:noHBand="0" w:noVBand="1" w:val="04A0"/>
-      </w:tblPr>
-      <w:tblGrid>
-        <w:gridCol w:w="4419"/>
-        <w:gridCol w:w="4419"/>
-      </w:tblGrid>
-      <w:tr>
-        <w:tc>
-          <w:tcPr>
-            <w:tcW w:type="dxa" w:w="4419"/>
-          </w:tcPr>
-          <w:p>
-            <w:r>
-              <w:t>Risco</w:t>
-            </w:r>
-          </w:p>
-        </w:tc>
-        <w:tc>
-          <w:tcPr>
-            <w:tcW w:type="dxa" w:w="4419"/>
-          </w:tcPr>
-          <w:p>
-            <w:r>
-              <w:t>Mitigacao</w:t>
-            </w:r>
-          </w:p>
-        </w:tc>
-      </w:tr>
-      <w:tr>
-        <w:tc>
-          <w:tcPr>
-            <w:tcW w:type="dxa" w:w="4419"/>
-          </w:tcPr>
-          <w:p>
-            <w:r>
-              <w:t>Shadow com divergencia</w:t>
-            </w:r>
-          </w:p>
-        </w:tc>
-        <w:tc>
-          <w:tcPr>
-            <w:tcW w:type="dxa" w:w="4419"/>
-          </w:tcPr>
-          <w:p>
-            <w:r>
-              <w:t>reconciliacao diaria</w:t>
-            </w:r>
-          </w:p>
-        </w:tc>
-      </w:tr>
-      <w:tr>
-        <w:tc>
-          <w:tcPr>
-            <w:tcW w:type="dxa" w:w="4419"/>
-          </w:tcPr>
-          <w:p>
-            <w:r>
-              <w:t>Time nao adota</w:t>
-            </w:r>
-          </w:p>
-        </w:tc>
-        <w:tc>
-          <w:tcPr>
-            <w:tcW w:type="dxa" w:w="4419"/>
-          </w:tcPr>
-          <w:p>
-            <w:r>
-              <w:t>PR template + lint de arquitetura</w:t>
-            </w:r>
-          </w:p>
-        </w:tc>
-      </w:tr>
-    </w:tbl>
-    <w:p>
-      <w:pPr>
-        <w:pStyle w:val="Heading2"/>
-      </w:pPr>
-      <w:r>
-        <w:rPr>
-          <w:color w:val="8B1E1E"/>
-        </w:rPr>
-        <w:t>Proximos Passos</w:t>
-      </w:r>
-    </w:p>
-    <w:p>
-      <w:pPr>
-        <w:pStyle w:val="ListBullet"/>
-      </w:pPr>
-      <w:r>
-        <w:t>Aplicar o molde aos demais modulos legados.</w:t>
-      </w:r>
-    </w:p>
-    <w:p>
-      <w:pPr>
-        <w:pStyle w:val="ListBullet"/>
-      </w:pPr>
-      <w:r>
-        <w:t>Mutation testing (mutmut) no servico.</w:t>
+        <w:t>1. Contexto</w:t>
       </w:r>
     </w:p>
     <w:sectPr>
       <w:pgSz w:w="12240" w:h="15840"/>
-      <w:pgMar w:top="1417" w:right="1701" w:bottom="1417" w:left="1701" w:header="720" w:footer="720" w:gutter="0"/>
+      <w:pgMar w:top="1440" w:right="1800" w:bottom="1440" w:left="1800" w:header="720" w:footer="720" w:gutter="0"/>
       <w:cols w:space="720"/>
       <w:docGrid w:linePitch="360"/>
     </w:sectPr>
@@ -1274,10 +396,6 @@
     <w:name w:val="Normal"/>
     <w:qFormat/>
     <w:rsid w:val="00FC693F"/>
-    <w:rPr>
-      <w:rFonts w:ascii="Calibri" w:hAnsi="Calibri"/>
-      <w:sz w:val="22"/>
-    </w:rPr>
   </w:style>
   <w:style w:type="paragraph" w:styleId="Header">
     <w:name w:val="header"/>
